--- a/tillsyn/A 20367-2025 tillsynsbegäran.docx
+++ b/tillsyn/A 20367-2025 tillsynsbegäran.docx
@@ -630,7 +630,7 @@
     <w:r>
       <w:tab/>
       <w:tab/>
-      <w:t>2026-09-14</w:t>
+      <w:t>2026-09-15</w:t>
       <w:br/>
       <w:br/>
     </w:r>

--- a/tillsyn/A 20367-2025 tillsynsbegäran.docx
+++ b/tillsyn/A 20367-2025 tillsynsbegäran.docx
@@ -630,7 +630,7 @@
     <w:r>
       <w:tab/>
       <w:tab/>
-      <w:t>2026-09-15</w:t>
+      <w:t>2026-09-16</w:t>
       <w:br/>
       <w:br/>
     </w:r>

--- a/tillsyn/A 20367-2025 tillsynsbegäran.docx
+++ b/tillsyn/A 20367-2025 tillsynsbegäran.docx
@@ -630,7 +630,7 @@
     <w:r>
       <w:tab/>
       <w:tab/>
-      <w:t>2026-09-16</w:t>
+      <w:t>2026-09-17</w:t>
       <w:br/>
       <w:br/>
     </w:r>

--- a/tillsyn/A 20367-2025 tillsynsbegäran.docx
+++ b/tillsyn/A 20367-2025 tillsynsbegäran.docx
@@ -630,7 +630,7 @@
     <w:r>
       <w:tab/>
       <w:tab/>
-      <w:t>2026-09-17</w:t>
+      <w:t>2026-09-18</w:t>
       <w:br/>
       <w:br/>
     </w:r>

--- a/tillsyn/A 20367-2025 tillsynsbegäran.docx
+++ b/tillsyn/A 20367-2025 tillsynsbegäran.docx
@@ -22,7 +22,7 @@
       <w:r>
         <w:drawing>
           <wp:inline xmlns:a="http://schemas.openxmlformats.org/drawingml/2006/main" xmlns:pic="http://schemas.openxmlformats.org/drawingml/2006/picture">
-            <wp:extent cx="5486400" cy="3870646"/>
+            <wp:extent cx="5486400" cy="4108201"/>
             <wp:docPr id="1" name="Picture 1"/>
             <wp:cNvGraphicFramePr>
               <a:graphicFrameLocks noChangeAspect="1"/>
@@ -43,7 +43,7 @@
                   <pic:spPr>
                     <a:xfrm>
                       <a:off x="0" y="0"/>
-                      <a:ext cx="5486400" cy="3870646"/>
+                      <a:ext cx="5486400" cy="4108201"/>
                     </a:xfrm>
                     <a:prstGeom prst="rect"/>
                   </pic:spPr>
@@ -65,7 +65,7 @@
     </w:p>
     <w:p>
       <w:r>
-        <w:t>I och inom 21 meter från avverkningsanmälan finns fynd av 2 naturvårdsarter, varav 2 är rödlistade, 1 är fridlyst och 2 är typiska (T): knärot (VU, T, §8) och ullticka (NT, T). Se Figur 1.</w:t>
+        <w:t>I och inom 21 meter från avverkningsanmälan finns fynd av 4 naturvårdsarter, varav 3 är rödlistade, 1 är fridlyst, 3 är typiska (T) och 1 är signalart (S): knärot (VU, T, §8), sotvaxskivling (NT), ullticka (NT, T) och grönpyrola (S, T). Se Figur 1.</w:t>
       </w:r>
     </w:p>
     <w:p>
@@ -204,6 +204,17 @@
         <w:rPr>
           <w:b/>
         </w:rPr>
+        <w:t>Sotvaxskivling (NT)</w:t>
+      </w:r>
+      <w:r>
+        <w:t xml:space="preserve"> bildar mykorrhiza med gran och tall i barrskogar med lång trädkontinuitet. Den totala populationen i landet har minskat och bedöms fortsätta minska till följd av avverkning av äldre barrskogar. Arten har begränsad förmåga att återetablera sig efter slutavverkning eller andra storskaliga skogsbruksåtgärder. Det finns inga indikationer på att den långsiktigt kan etablera eller reproducera sig i skogsbestånd som brukas med trakthyggesmetoder, markberedning, gödsling eller föryngring med förädlat plantmaterial (SLU Artdatabanken, 2026).</w:t>
+      </w:r>
+    </w:p>
+    <w:p>
+      <w:r>
+        <w:rPr>
+          <w:b/>
+        </w:rPr>
         <w:t>Ullticka (NT)</w:t>
       </w:r>
       <w:r>
@@ -253,6 +264,35 @@
       </w:r>
       <w:r>
         <w:t xml:space="preserve"> (SLU Artdatabanken, 2026; Nitare &amp; Skogsstyrelsen, 2019; Miettinen &amp; Niemelä, 2018).</w:t>
+      </w:r>
+    </w:p>
+    <w:p>
+      <w:r>
+        <w:rPr>
+          <w:b/>
+        </w:rPr>
+        <w:t xml:space="preserve">Grönpyrola </w:t>
+      </w:r>
+      <w:r>
+        <w:t xml:space="preserve">växer främst på sandig, torr eller frisk mark i äldre barrskog, ofta på isälvsmaterial såsom sand och grus. Den påträffas främst i äldre naturligt uppkomna barrskogar, exempelvis på tallmoar, i åssluttningar, dyner och rasbranter. Arten är känslig för skogsbruksmetoder såsom slutavverkning och markberedning. Grönpyrola är typisk art för </w:t>
+      </w:r>
+      <w:r>
+        <w:rPr>
+          <w:i/>
+        </w:rPr>
+        <w:t>9010 Taiga, 9060 Åsbarrskog</w:t>
+      </w:r>
+      <w:r>
+        <w:t xml:space="preserve"> och</w:t>
+      </w:r>
+      <w:r>
+        <w:rPr>
+          <w:i/>
+        </w:rPr>
+        <w:t xml:space="preserve"> 1610 Åsöar i Östersjön </w:t>
+      </w:r>
+      <w:r>
+        <w:t>(Nitare &amp; Skogsstyrelsen, 2019; SLU Artdatabanken, 2025).</w:t>
       </w:r>
     </w:p>
     <w:p>
@@ -630,7 +670,7 @@
     <w:r>
       <w:tab/>
       <w:tab/>
-      <w:t>2026-09-18</w:t>
+      <w:t>2026-09-19</w:t>
       <w:br/>
       <w:br/>
     </w:r>

--- a/tillsyn/A 20367-2025 tillsynsbegäran.docx
+++ b/tillsyn/A 20367-2025 tillsynsbegäran.docx
@@ -670,7 +670,7 @@
     <w:r>
       <w:tab/>
       <w:tab/>
-      <w:t>2026-09-19</w:t>
+      <w:t>2026-09-21</w:t>
       <w:br/>
       <w:br/>
     </w:r>

--- a/tillsyn/A 20367-2025 tillsynsbegäran.docx
+++ b/tillsyn/A 20367-2025 tillsynsbegäran.docx
@@ -670,7 +670,7 @@
     <w:r>
       <w:tab/>
       <w:tab/>
-      <w:t>2026-09-21</w:t>
+      <w:t>2026-09-23</w:t>
       <w:br/>
       <w:br/>
     </w:r>
